--- a/download/scanlearn/docs/Kaggle_Writeup_ScanLearn.docx
+++ b/download/scanlearn/docs/Kaggle_Writeup_ScanLearn.docx
@@ -121,7 +121,7 @@
                 <w:sz w:val="24"/>
                 <w:szCs w:val="24"/>
               </w:rPr>
-              <w:t xml:space="preserve">Powered by Gemma 4 Multimodal + Function Calling</w:t>
+              <w:t xml:space="preserve">Made with ❤ using Gemma 4</w:t>
             </w:r>
           </w:p>
           <w:p>
@@ -139,7 +139,7 @@
                 <w:sz w:val="24"/>
                 <w:szCs w:val="24"/>
               </w:rPr>
-              <w:t xml:space="preserve">Gemma 4 Good Hackathon 2026</w:t>
+              <w:t xml:space="preserve">By Nawang Dorjay</w:t>
             </w:r>
           </w:p>
           <w:p>
@@ -162,7 +162,7 @@
                 <w:sz w:val="16"/>
                 <w:szCs w:val="16"/>
               </w:rPr>
-              <w:t xml:space="preserve">Kaggle Writeup</w:t>
+              <w:t xml:space="preserve">Gemma 4 Good Hackathon 2026</w:t>
             </w:r>
             <w:r>
               <w:t xml:space="preserve">                                                    </w:t>
@@ -174,7 +174,7 @@
                 <w:sz w:val="16"/>
                 <w:szCs w:val="16"/>
               </w:rPr>
-              <w:t xml:space="preserve">May 2026</w:t>
+              <w:t xml:space="preserve">Nawang Dorjay</w:t>
             </w:r>
           </w:p>
         </w:tc>
@@ -489,6 +489,38 @@
           <w:szCs w:val="24"/>
         </w:rPr>
         <w:t xml:space="preserve">Performance on edge devices was also a key consideration. We implemented a lightweight fallback mode that uses pre-computed quiz templates when the full model is unavailable, ensuring the application remains functional even on minimal hardware. This graceful degradation strategy means ScanLearn works everywhere, from a school computer lab to a teacher's personal laptop.</w:t>
+      </w:r>
+    </w:p>
+    <w:p>
+      <w:pPr>
+        <w:pStyle w:val="Heading1"/>
+        <w:spacing w:after="200" w:before="360"/>
+      </w:pPr>
+      <w:r>
+        <w:rPr>
+          <w:rFonts w:ascii="Arial"/>
+          <w:b/>
+          <w:bCs/>
+          <w:color w:val="1A2B40"/>
+          <w:sz w:val="32"/>
+          <w:szCs w:val="32"/>
+        </w:rPr>
+        <w:t xml:space="preserve">Built by Nawang Dorjay</w:t>
+      </w:r>
+    </w:p>
+    <w:p>
+      <w:pPr>
+        <w:spacing w:after="160" w:line="312"/>
+        <w:jc w:val="both"/>
+      </w:pPr>
+      <w:r>
+        <w:rPr>
+          <w:rFonts w:ascii="Calibri"/>
+          <w:color w:val="1A2B40"/>
+          <w:sz w:val="24"/>
+          <w:szCs w:val="24"/>
+        </w:rPr>
+        <w:t xml:space="preserve">ScanLearn was created with love and a deep belief that every student deserves a personalized learning experience. Built by Nawang Dorjay as part of the Gemma 4 Good Hackathon 2026, this project represents a vision for education that is adaptive, accessible, and equitable for learners everywhere, regardless of their resources or connectivity.</w:t>
       </w:r>
     </w:p>
     <w:p>
